--- a/example_articles/countries/Britain/1.countries_Britain_New_York_Times.docx
+++ b/example_articles/countries/Britain/1.countries_Britain_New_York_Times.docx
@@ -29,17 +29,17 @@
     </w:p>
     <w:p>
       <w:r>
-        <w:t>Source File: NYT/43.DOCX</w:t>
+        <w:t>Source file: NYT/43.DOCX</w:t>
       </w:r>
     </w:p>
     <w:p>
       <w:r>
-        <w:t>Raw locations result: ['Britain']</w:t>
+        <w:t>Raw locations result, 'locations': ['Britain']</w:t>
       </w:r>
     </w:p>
     <w:p>
       <w:r>
-        <w:t>countries_stand_flat (Standardized): Britain</w:t>
+        <w:t>Standardized locations result, 'countries_stand_flat': Britain</w:t>
       </w:r>
     </w:p>
     <w:p>

--- a/example_articles/countries/Britain/1.countries_Britain_New_York_Times.docx
+++ b/example_articles/countries/Britain/1.countries_Britain_New_York_Times.docx
@@ -7,7 +7,9 @@
         <w:pStyle w:val="Heading1"/>
       </w:pPr>
       <w:r>
-        <w:t>A Hedge Fund With High Returns And High-Reaching Goals</w:t>
+        <w:t>POP VIEW;</w:t>
+        <w:br/>
+        <w:t>Techno Wars: A House Divided Over Beats</w:t>
       </w:r>
     </w:p>
     <w:p>
@@ -17,17 +19,17 @@
     </w:p>
     <w:p>
       <w:r>
-        <w:t>Date: 2006-11-13</w:t>
+        <w:t>Date: 1994-03-13</w:t>
       </w:r>
     </w:p>
     <w:p>
       <w:r>
-        <w:t>Section: Section F; Column 1; Giving; Pg. 14; MEGAMONEY</w:t>
+        <w:t>Section: Section 2;  ; Section 2;   Page 32;   Column 1;   Arts &amp; Leisure Desk  ; Column 1;  ; Review</w:t>
       </w:r>
     </w:p>
     <w:p>
       <w:r>
-        <w:t>Source file: NYT/48.DOCX</w:t>
+        <w:t>Source file: NYT/52.DOCX</w:t>
       </w:r>
     </w:p>
     <w:p>
@@ -49,69 +51,85 @@
     </w:p>
     <w:p>
       <w:r>
-        <w:t xml:space="preserve">ON June 13 at the Pierre Hotel in Manhattan, the Children's Investment Fund, known as TCI, a large hedge fund in London, welcomed a particularly high-profile speaker: former President Bill Clinton. </w:t>
+        <w:t>ONLY A FEW YEARS AGO, IT WAS easy to define techno as a fast-paced dance music based on electronic textures. It was easy to say where one would hear techno: at raves, where the music combined with psychedelic lights and strobes to induce the ultimate trance-dance experience. But today, techno means atmospheric chill-out music designed for home listening as often as it does party music. There are even techno clubs where people sip tea rather than take Ecstacy and lull about on mattresses rather than leaping about on the dance floor.</w:t>
         <w:br/>
-        <w:t xml:space="preserve">  But Mr. Clinton was not speaking exclusively about the fund, whose 23 percent net returns through September make it a darling of institutions and wealthy families flocking to hedge fund investing. Instead, he focused on the Children's Investment Fund Foundation, TCI's charitable arm, which is financed by a portion of the fund's fees.</w:t>
+        <w:t>Rave music has spread from Britain and Europe -- where it is still the dominant strand of pop culture -- to Japan, Australia and America, albeit as an underground phenomenon. Yet when a pop movement reaches such global proportions, it tends to split apart. Just as is happening in rap, techno is splintering into a profusion of subgenres. But if there's a basic schism, it's between "progressives" who want techno to evolve from a style geared to 12-inch singles into an album-based art form and "hard-core" fundamentalists who admire the music's origin as the soundtrack to nonstop ecstatic dancing.</w:t>
         <w:br/>
-        <w:t xml:space="preserve">TCI and its foundation were started in 2004 by Christopher Hohn, a British money manager. Today, the fund has more than $9 billion. The foundation, which has offices in New York and London, had $66 million at the end of last year and distributed more than $2.3 million to international health and development causes, according to its 2005 United States tax returns. Recipients included the International Rescue Committee and many H.I.V.- and AIDS-related projects. </w:t>
+        <w:t>When rave culture first exploded in late 80's Britain, it was celebrated as the heir to the spirit of the hippies' Summer of Love in 1967. Subsequently, rave music's evolution has paralleled what happened to late 60's acid rock when it split off into progressive rock and heavy metal. On one side, there's self-proclaimed "progressive" music for contemplative listening. Its lofty, pseudo-spiritual aura appeals to an audience that likes to imagine itself more discerning than mere pop fans. On the other side, there's music that offers a clamorous accompaniment to rowdy communal catharsis.</w:t>
         <w:br/>
-        <w:t xml:space="preserve">  ''The marriage of business and philanthropy that is at the heart of the Children's Investment Fund and the Children's Investment Fund Foundation provides a great tool to effect serious change in the developing world,'' wrote Mr. Clinton in an e-mail message about his work with the fund and the foundation, which supports his own foundation's efforts to provide care for children with AIDS around the world. ''I was glad to be able to tell the investors about the good work their support is enabling my foundation to do.''</w:t>
+        <w:t>The parallel fits because partisans of progressive techno often dismiss hard-core as "the new heavy metal," arguing that it's monotonous and too fast for dancing. Hard-core fans, in turn, sneer at the progressives as wimps, lightweights, arty poseurs who've forgotten what rave culture is all about -- having fun, "going mental."</w:t>
         <w:br/>
-        <w:t xml:space="preserve">  In the last decade, the hedge fund industry has exploded, as have the paychecks of its billionaire money managers. Some individuals are well known and have focused their attention on issues from child abuse to charter schools. Paul Tudor Jones II, founder of the Tudor Investment Corporation, started the Robin Hood Foundation, which fights poverty in New York City. This year, the foundation raised $48 million in one night at its annual benefit.</w:t>
+        <w:t>So while hard-core's tempos get faster and faster -- currently the range is from 150 beats per minute to an insane 200 -- the progressive faction has reacted by slowing down the music and, at the extreme, by dispensing with a beat altogether. Like the progressive-rock pioneers Pink Floyd and Tangerine Dream, these bands combine celestial synthesizer textures with cosmic imagery, as in song titles like "Paradox of Time Dilation" and "Chromosphere." But where 70's progressive rock tended to baroque ornamentation and complicated structures, progressive techno is minimalist. At its best, this approach yields a band like Orbital, which weaves simple motifs into a billowing, bittersweet tapestry of sound, much in the style of composers like Philip Glass and Michael Nyman.</w:t>
         <w:br/>
-        <w:t xml:space="preserve">  Arthur J. Samburg, founder of Pequot Capital Management, gave $25 million to Columbia Business School to establish the Samberg Institute for Teaching Excellence, offering mentoring and other programs.</w:t>
+        <w:t>The emnity between progressive techno and hard-core is partly class-based -- fans of the former tend to be middle class, while hard-core is favored by working class young people who live for the weekend. There is also a generation gap within rave culture. As ravers get older, they go clubbing less frequently and look to music that makes sense at home. This post-rave music has been dubbed many things -- the New Electronica, intelligent techno, electronic listening music. But the term that's most widespread is ambient techno, derived from the producer Brian Eno's term for environmental music, a sort of aural decor that provides a backdrop for daily life.</w:t>
         <w:br/>
-        <w:t xml:space="preserve">  But Mr. Hohn and his wife, Jamie Cooper-Hohn, who runs TCI's foundation, took a different tack: they are using a portion of the fees generated by the hedge fund to finance the foundation and thus donate to charity. </w:t>
+        <w:t>Initially popular as music for ravers coming down after a night's mayhem, ambient has become a booming album-based genre, appealing both to burned-out ravers and to people who never really cared for dance music in the first place. Much of the ambient genre is bland mood-Muzak as lazy in its construction as its consumers tend to be stoned and supine. But artists like the Irresistible Force, Pete Namlook, Sandoz, Reload and Mu-ziq have made ambient albums that reward concentrated listening.</w:t>
         <w:br/>
-        <w:t xml:space="preserve">  The business model for the hedge fund is unusual for another reason: Mr. Hohn has been branded one of Europe's most feared activist investors, those who rankle management to extract shareholder value. His biggest coup so far was leading a shareholder revolt starting in 2005 against Werner G. Seifert, the chairman and chief executive at the Deutsche Borse, which operates the Frankfurt Stock Exchange. </w:t>
+        <w:t>If there's one figure who's become the figurehead of techno's maturation into electronic composition, though, it's Richard James, a 22-year-old originally from the remote British coastal region of Cornwall. In the last two years, he's released a torrent of EP's and LP's, under a host of pseudonyms, including Aphex Twin, Polygon Window, AFX, Caustic Window and Bluecalx. His most highly regarded and sheerly beautiful album so far, Aphex Twin's "Selected Ambient Works 1985-92" saw him acclaimed as the successor to Kraftwerk and Mr. Eno. Now Mr. James has signed a long-term deal with the American label Sire, which will release "Selected Ambient Works Vol. 2" next month.</w:t>
         <w:br/>
-        <w:t xml:space="preserve">  In December 2004, Mr. Seifert tried to buy the London Stock Exchange. Mr. Hohn, a large shareholder in Deutsche Borse, did not see the value of the purchase and demanded that the acquisition be put to a shareholder vote. A nasty battle erupted and, ultimately, the campaign killed the bid and Mr. Seifert's job. (Nasdaq this year paid more than twice the amount Deutsche Borse offered to buy a stake in the London Stock Exchange.)</w:t>
+        <w:t>As a child, Mr. James liked the family piano, but preferred hitting the strings inside rather than playing the keyboard. A bit older, he experimented with percussion, "found sounds" and tape-loops. "I've always been into banging things, always been fascinated by weird sounds," he said. At the age of 12, he bought a cheap synthesizer, took it apart and rebuilt it, which sett him on a course of customizing and constructing his own music-making technology. He has been able to generate an ununusal repertory of tones and textures. Prolific (which is why he needs so many alter egos as outlets), he has racked up an unreleased back catalogue of some 1,000 tunes -- enough for 100 albums.</w:t>
         <w:br/>
-        <w:t xml:space="preserve">  Mr. Hohn and Ms. Cooper-Hohn declined to be interviewed for this article. (Even photographs of Mr. Hohn are difficult to find for publication.) Investors in the hedge fund who agreed to speak did so with trepidation and requested anonymity. They are required to sign nondisclosure agreements that prohibit sharing any information about the fund. The consequence for violating the agreement, investors say, is getting kicked out of the fund. </w:t>
+        <w:t>"Selected Ambient Works 1985-92" ranges from the poignant, Satie-esque "Tha," through the shimmering majesty of "Heliosphan" and "We Are the Music Makers" to the foreboding futurism of "Hedephelym." The album's sequel, "Selected Ambient Works Vol. 2," is a triple album (double-CD) that Mr. James reluctantly cut down from quintuple length. Somber and bleak by comparison with its predecessor, the new album has more of his eerie sound-paintings and less of the naive music-box melodies that won him so many devotees, not just inside the rave community but among indie-rock fans too.</w:t>
         <w:br/>
-        <w:t xml:space="preserve">  Competitors praise Mr. Hohn's business model for the hedge fund. ''Hohn is a marketing genius,'' said a hedge fund manager. ''Who wants to go up against a firm whose name is the Children's Investment Fund?'' </w:t>
+        <w:t>While a horde of Aphex imitators have reduced ambient to little more than a soothing soundbath for the stressed-out, Mr. James has opened up a new frontier for techno. At times, he's making what sounds like classical music for the next millennium.</w:t>
         <w:br/>
-        <w:t xml:space="preserve">  When the fund was started, it posed some tricky issues for investors, especially endowments with a fiduciary duty to look after the bottom line of their own institutions rather than finance Mr. Hohn's causes, however worthy they might be. </w:t>
+        <w:t>For the hard-core fans, techno is primarily physical music, designed to keep the body moving and to enhance the effects of Ecstasy, a psychedelic drug that became popular in the 1980's. Confusingly, "hard-core" means different things in different countries. But all hard-core sounds and scenes share a hedonistic ethos and one-dimensional quality -- which is not necessarily a criticism.</w:t>
         <w:br/>
-        <w:t xml:space="preserve">  ''We were somewhat concerned that a portion of the fees we were paying were explicitly designed to go to a charity,'' said one investor who decided to participate in the fund. ''It's not that we aren't charitable, but we are a not-for-profit ourselves, and the idea that we would be explicitly paying a higher fee to support Chris Hohn's charitable enterprises and not our own was a bit of a sticking point.''</w:t>
+        <w:t>Right now, European and American dance floors are dominated by trance, which combines harsh, all-electronic textures and programmed drum-machine beats. Fast-paced, mantra-like and minimalist, trance can be exhilarating in a coldly compulsive sort of way, but it is often rather uniform and soul-less.</w:t>
         <w:br/>
-        <w:t xml:space="preserve">  Mr. Hohn, the son of working-class Jamaican immigrants, grew up in Britain. He graduated from Southampton University in Britain and, later, the Harvard Business School, where he received an M.B.A. </w:t>
+        <w:t>"Trance is an excuse for people to make a record with three notes in it that goes on for ages and doesn't have any feeling behind it," Mr. James complains. "There's good trance, but it's only one percent of the total." That fraction includes the output of labels like Germany's Harthouse and Tresor, Canada's + 8 (in particular artists like Vapourspace and Fuse), San Francisco's Hardkiss and Detroit's Underground Resistance.</w:t>
         <w:br/>
-        <w:t xml:space="preserve">  According to a Harvard Business School case study about Mr. Hohn's investment in Deutsche Borse, in 1996 Mr. Hohn began working for Perry Capital, a hedge fund founded by Richard C. Perry, a former partner at Goldman Sachs. In June 2000, Mr. Perry raised money for a European-focused fund to be managed by Mr. Hohn. The fund, said the case study, achieved ''superior performance of 20 percent a year over three years with little volatility'' -- meaning Mr. Hohn produced outsize returns without taking the risk associated with such returns.</w:t>
+        <w:t>At the harder end of its spectrum, trance blurs into the brutal bombast of Frankfurt's PCP label and the 200 b.p.m. onslaught of gabberhouse. This Rotterdam-based style takes its name from the Dutch slang word gabber, which means hooligan; its aggressive machismo comes through in the title of the group Sperminator's anthem, "No Woman Allowed."</w:t>
         <w:br/>
-        <w:t xml:space="preserve">  Like most managers who do well working within a larger fund, he set out on his own, starting TCI in January 2004. The fund would not be socially responsible but would invest in any sector it deemed undervalued. According to the Harvard case study, Mr. Hohn said, ''We believe we can do greater good by making more money and giving it away.'' </w:t>
+        <w:t>Britain has its own hard-core scene, but there the dominant style is called "jungle." Where other forms of hard-core techno sound Teutonic, jungle is blacker and funkier, drawing from hip-hop and reggae. Jungle tracks are based on frenetic break beats and rumbling bass lines, over which are layered jittery, oscillating keyboard riffs and ecstatic vocal samples from soul, reggae and disco, often sped up into a Minnie Mouse falsetto. Samples are modulated on the keyboard to creepy or comical effect.</w:t>
         <w:br/>
-        <w:t xml:space="preserve">  The fund would take large bets -- for example, own shares in only a few companies -- in industries that are hard to break into. </w:t>
+        <w:t>The struggle between progressive and hard-core techno is a bitter contest to decide who owns rave culture and what direction it should pursue. The snobbish attitude of ambient devotees toward hard-core recalls the thinly disguised elitism of the students who worshiped Pink Floyd and King Crimson in the 70's and who despised disco and heavy metal as mindless pop pablum.</w:t>
         <w:br/>
-        <w:t xml:space="preserve">  The fund has an unconventional fee structure: instead of the standard 2 percent of assets for managing the fund and 20 percent of the profits as incentive compensation, the fund charges a 1 percent management fee and a 13 to 17 percent incentive fee. Investors then pay 0.5 percent of committed capital and 0.5 percent more if the investors' net return exceeds 11 percent, with both fees going to charities. People invest with the understanding that they cannot get the money back for three to five years, an eternity for many investors who like to be able to withdraw their money at any time. </w:t>
+        <w:t>In truth, the most interesting music is being generated at the extremes of the rave scene, whether its ambient techno's beat-free atmospherics or the body-coercing intensity of hard-core. It's the middle zone that's least exciting, with its middlebrow quasi-spiritual pretensions, tepid beats and predictable electronic textures.</w:t>
         <w:br/>
-        <w:t xml:space="preserve">  To many potential investors, the fee structure was controversial. ''It was so unusual a concept that people were suspicious,'' one investor said. ''When you think about the hedge fund industry, you don't exactly think of charity. You think of people who are hard-driving and are always looking for an investment edge.''</w:t>
+        <w:t>As techno continues to evolve at a frantic pace, it looks set to disintegrate even further. On the horizon, one can see the first glimmers of emergent minigenres like "etho-techno" and "ambient jungle."</w:t>
         <w:br/>
-        <w:t xml:space="preserve">  Mr. Hohn's track record and his dedication to philanthropy convinced people to invest. The returns paid off handsomely and contributed to money flooding into the fund. In 2004, the fund produced returns from 42 to 44 percent, depending on the class of share invested in. Returns for 2005 were even better: 50 to 52 percent, investors said. </w:t>
+        <w:t xml:space="preserve"> </w:t>
         <w:br/>
-        <w:t xml:space="preserve">  TCI is not the only fund to focus on charitable giving. In January 2004, Andrew Walter, who worked in the investment management division of Goldman Sachs, co-founded Blue Orchid Capital, now a $300 million fund of hedge funds. He gives a portion of the fees that the fund earns to the Steamboat Foundation, a separately run charity he helped found that finances summer internships for financially strapped college students. (It also gives special grants.) As a result, he has gained access to blue-chip managers, the majority of whom do not accept money from new investors.</w:t>
+        <w:t xml:space="preserve"> </w:t>
         <w:br/>
-        <w:t xml:space="preserve">  Blue Orchid charges about 1 percent as a management fee and a 5 to 7 percent incentive fee, according to investors. (Mr. Walter would not comment on fees or returns.) Half the incentive fee goes to the foundation. </w:t>
+        <w:t xml:space="preserve"> </w:t>
         <w:br/>
-        <w:t xml:space="preserve">  ''The consistent theme across both is we are in the business of investing in people,'' Mr. Walter said. ''In our investment business, we are fortunate to have built a portfolio of exceptional investment managers, and in the Steamboat Foundation, we seek to make investments in extraordinary young people who come from more modest backgrounds.'' </w:t>
+        <w:t>SPLINTERING BEATS</w:t>
         <w:br/>
-        <w:t xml:space="preserve">  The program has financed internships with institutions like Forbes magazine and the Hospital for Special Surgery. Every company that has sponsored an internship has agreed to do another. In 2005, Blue Orchid was up 12 percent, net to investors, and through October it was up 6.5 percent. </w:t>
+        <w:t xml:space="preserve"> Success has fragmented techno into many subgenres. Here is a short discography of leading artists and collections of each style. The albums are available on CD and cassette and in some cases on vinyl.</w:t>
         <w:br/>
-        <w:t xml:space="preserve">  This marriage of business and philanthropy has been a theme in charitable circles in America, but it is a relatively new concept in Britain, said Susan Mackenzie, interim director of Philanthropy UK, a charity in London that promotes giving in Britain. </w:t>
+        <w:t xml:space="preserve"> </w:t>
         <w:br/>
-        <w:t xml:space="preserve">  ''We are on the cusp of a sea change,'' she said, citing a large increase in new wealth, the changing role of the state and the emergence of private equity and hedge fund donors as factors driving that change. The Charities Aid Foundation, a British philanthropy, reports that people in Britain with incomes over $:200,000, or about $380,000, give 1.2 percent of their income to charity. In the United States, people with the same income give 7.4 percent of that wealth. </w:t>
+        <w:t>Ambient Techno</w:t>
         <w:br/>
-        <w:t xml:space="preserve">  ''In the U.K., people are more reluctant to talk about their wealth and their giving, and that has influenced attitudes toward giving,'' Ms. Mackenzie said. ''Also, we have a comprehensive welfare state that influences what the government should pay for versus what individuals should pay for.''</w:t>
+        <w:t>* Aphex Twin -- "Selected Ambient Works 85-92" (R&amp;S Amb 3922) and "Selected Ambient Works Vol. 2" (Sire 45482)</w:t>
         <w:br/>
-        <w:t xml:space="preserve">  TCI is among the funds changing that dynamic. It has not been without controversy. This year, Mr. Hohn tried to raise fees retroactively on a group of investors; the move incited some to withdraw their money. ''It was outrageous,'' said one who left. </w:t>
+        <w:t>* The Irresistible Force -- "Flying High" (Instinct, EX-258-2)</w:t>
         <w:br/>
-        <w:t xml:space="preserve">  Yale University, one of the fund's original investors, pulled out $200 million earlier this year, partly because of issues surrounding the retroactive fees. A spokesman for the university declined to comment. </w:t>
+        <w:t>* Polygon Window -- "Surfing on Sine Waves" (Warp/Wax Trax/TVT TVT 7204)</w:t>
         <w:br/>
-        <w:t xml:space="preserve">  But investors said there were billions of dollars of capital waiting to get into the fund, suggesting that Mr. Hohn's tactics are overshadowed by his extraordinary returns and maybe even his charitable work.</w:t>
+        <w:t>* Compilations -- "Ambience: The Second Orbit" (Astralwerks/Caroline ASW 6105-2) and "Artificial Intelligence" (Warp/TVT TVT 7203-2)</w:t>
         <w:br/>
+        <w:t xml:space="preserve"> </w:t>
         <w:br/>
+        <w:t>Trance</w:t>
         <w:br/>
-        <w:t>http://www.nytimes.com</w:t>
+        <w:t>* Vapourspace -- "Themes From Vapourspace" (London/ ffrr 696 124 003-4)</w:t>
+        <w:br/>
+        <w:t>* Compilations -- "Harthouse: The Point of No Return Chapter 1" (American 9 45470-2) and "Tresor II" (NovaMute/ Tresor NMCD 3006)</w:t>
+        <w:br/>
+        <w:t xml:space="preserve"> </w:t>
+        <w:br/>
+        <w:t>Jungle</w:t>
+        <w:br/>
+        <w:t>* Compilations -- "Hard Leaders III" (Kickin' CD 7) and "The Joint" (Suburban Base/ Moving Shadow Joint 1 CD)</w:t>
+        <w:br/>
+        <w:t xml:space="preserve"> </w:t>
+        <w:br/>
+        <w:t>Gabberhouse</w:t>
+        <w:br/>
+        <w:t>* Compilation -- "Technohead II" (React Records CD 19)</w:t>
         <w:br/>
         <w:br/>
         <w:t>Graphic</w:t>
@@ -119,7 +137,7 @@
         <w:br/>
         <w:t xml:space="preserve"> </w:t>
         <w:br/>
-        <w:t>Drawing (Drawing by Elliott Golden)</w:t>
+        <w:t>Photos: Phil and Paul Hartnoll, who record as Orbital -- A tapestry of sound. (Full Frequency Range Recordings)(pg. 35); Richard James, left, a progressive who records as Aphex Twin, Polygon Window and other pseudonyms. (Sam Robinson/Sire Records); Mark Gage, above, who records as Vapourspace -- Exhilarating in a coldly compulsive sort of way. (Full Frequency Range Recordings)(pg. 32)</w:t>
       </w:r>
     </w:p>
     <w:sectPr>

--- a/example_articles/countries/Britain/1.countries_Britain_New_York_Times.docx
+++ b/example_articles/countries/Britain/1.countries_Britain_New_York_Times.docx
@@ -7,9 +7,9 @@
         <w:pStyle w:val="Heading1"/>
       </w:pPr>
       <w:r>
-        <w:t>POP VIEW;</w:t>
+        <w:t>FILM;</w:t>
         <w:br/>
-        <w:t>Techno Wars: A House Divided Over Beats</w:t>
+        <w:t>Filming Life, He Found His Own</w:t>
       </w:r>
     </w:p>
     <w:p>
@@ -19,22 +19,22 @@
     </w:p>
     <w:p>
       <w:r>
-        <w:t>Date: 1994-03-13</w:t>
+        <w:t>Date: 1992-01-12</w:t>
       </w:r>
     </w:p>
     <w:p>
       <w:r>
-        <w:t>Section: Section 2;  ; Section 2;   Page 32;   Column 1;   Arts &amp; Leisure Desk  ; Column 1;  ; Review</w:t>
+        <w:t>Section: Section 2;; Section 2; Page 11; Column 1; Arts &amp; Leisure Desk; Column 1;; Biography</w:t>
       </w:r>
     </w:p>
     <w:p>
       <w:r>
-        <w:t>Source file: NYT/52.DOCX</w:t>
+        <w:t>Source file: NYT/53.DOCX</w:t>
       </w:r>
     </w:p>
     <w:p>
       <w:r>
-        <w:t>Raw locations result, 'locations': ['Britain']</w:t>
+        <w:t>Raw locations result, 'locations': ['England (Britain), specifically Yorkshire; also Liverpool and London referenced']</w:t>
       </w:r>
     </w:p>
     <w:p>
@@ -51,43 +51,45 @@
     </w:p>
     <w:p>
       <w:r>
-        <w:t>ONLY A FEW YEARS AGO, IT WAS easy to define techno as a fast-paced dance music based on electronic textures. It was easy to say where one would hear techno: at raves, where the music combined with psychedelic lights and strobes to induce the ultimate trance-dance experience. But today, techno means atmospheric chill-out music designed for home listening as often as it does party music. There are even techno clubs where people sip tea rather than take Ecstacy and lull about on mattresses rather than leaping about on the dance floor.</w:t>
+        <w:t>"Thirty-five Up," the latest installment in the documentary series about the lives of 14 Britons, is the culmination of 28 years' work, and as far as I know is the longest-running project in the history of film. It started in 1964 with "7 Up," a documentary produced by Granada Television that looked at Britain through the eyes of these individuals as 7-year-olds. I was 22, had just left Cambridge University with a law degree and had been hired to find the children from as diverse backgrounds as possible and, with the director Paul Almond, to get their opinions on money, love, God, sex, race, school and one another. We also wanted to know what they had in mind for their futures. These were the politicians, managers, union leaders and parents of the year 2000, so what kind of England could we look forward to?</w:t>
         <w:br/>
-        <w:t>Rave music has spread from Britain and Europe -- where it is still the dominant strand of pop culture -- to Japan, Australia and America, albeit as an underground phenomenon. Yet when a pop movement reaches such global proportions, it tends to split apart. Just as is happening in rap, techno is splintering into a profusion of subgenres. But if there's a basic schism, it's between "progressives" who want techno to evolve from a style geared to 12-inch singles into an album-based art form and "hard-core" fundamentalists who admire the music's origin as the soundtrack to nonstop ecstatic dancing.</w:t>
+        <w:t>We used the Jesuit idea "give me a child until he is 7 and I will show you the man," but, frankly, our underlying concept was political. Granada was a left-wing company, and in the heady days of 1964 when England was the pop-cultural center of the world, we wanted to see whether the dynamics that gave fame and fortune to the Beatles, the Stones and other icons had permeated our class system. Did everybody have a fair chance, or did the accident of birth bring power, wealth and success? Were children made into winners or losers by class divisions, or was the old order changing forever?</w:t>
         <w:br/>
-        <w:t>When rave culture first exploded in late 80's Britain, it was celebrated as the heir to the spirit of the hippies' Summer of Love in 1967. Subsequently, rave music's evolution has paralleled what happened to late 60's acid rock when it split off into progressive rock and heavy metal. On one side, there's self-proclaimed "progressive" music for contemplative listening. Its lofty, pseudo-spiritual aura appeals to an audience that likes to imagine itself more discerning than mere pop fans. On the other side, there's music that offers a clamorous accompaniment to rowdy communal catharsis.</w:t>
+        <w:t>The film became an instant classic, for out of the mouths of those babes came some fairly alarming truths about the inequality and unfairness that still existed at the very heart of our society. The arguments that emerged were so provocative that I decided to go back every seven years to record what was happening to these children as they grew up.</w:t>
         <w:br/>
-        <w:t>The parallel fits because partisans of progressive techno often dismiss hard-core as "the new heavy metal," arguing that it's monotonous and too fast for dancing. Hard-core fans, in turn, sneer at the progressives as wimps, lightweights, arty poseurs who've forgotten what rave culture is all about -- having fun, "going mental."</w:t>
+        <w:t>Over 28 years and five films, their lives have become a road map for a kind of social history of the last three decades. The series has also been a marker for me, as it has engaged my entire working life. I have married, had children and moved to America, and wondered whether the choices I have made have been as preordained as some of those in "7 Up." I've brought up my own children, mindful of those I have filmed growing up burdened by so much parental ambition that their lives have gone seriously awry. You can see the charm of a 7-year-old become stress at 14 and disappointment at 21. I look at Nick, at 7 a farmer's son from rural Yorkshire, at 35 an associate professor of physics at the University of Wisconsin, in the process of relocating his family to America, much as I did, homesick for England and trying to identify and hang on to those of his roots that would give him his strength.</w:t>
         <w:br/>
-        <w:t>So while hard-core's tempos get faster and faster -- currently the range is from 150 beats per minute to an insane 200 -- the progressive faction has reacted by slowing down the music and, at the extreme, by dispensing with a beat altogether. Like the progressive-rock pioneers Pink Floyd and Tangerine Dream, these bands combine celestial synthesizer textures with cosmic imagery, as in song titles like "Paradox of Time Dilation" and "Chromosphere." But where 70's progressive rock tended to baroque ornamentation and complicated structures, progressive techno is minimalist. At its best, this approach yields a band like Orbital, which weaves simple motifs into a billowing, bittersweet tapestry of sound, much in the style of composers like Philip Glass and Michael Nyman.</w:t>
+        <w:t>Professionally, I don't know what I've learned from the films except maybe that truth is more extraordinary than fiction, that real-life stories can be more unbelievable, more daring and more vivid than invention. My best movies, "Agatha," "Coal Miner's Daughter" and "Gorillas in the Mist," were all the more powerful for being based on truth.</w:t>
         <w:br/>
-        <w:t>The emnity between progressive techno and hard-core is partly class-based -- fans of the former tend to be middle class, while hard-core is favored by working class young people who live for the weekend. There is also a generation gap within rave culture. As ravers get older, they go clubbing less frequently and look to music that makes sense at home. This post-rave music has been dubbed many things -- the New Electronica, intelligent techno, electronic listening music. But the term that's most widespread is ambient techno, derived from the producer Brian Eno's term for environmental music, a sort of aural decor that provides a backdrop for daily life.</w:t>
+        <w:t>Back in 1971 with the second film, "14 Up," it seemed unlikely that the series would survive. The interviews were like a struggle (they lacked, you might say, a warm glow), but once we put it all together, we knew we were onto something. The politics were as strong as ever, but now we had the excitement of juxtaposing two generations. We had turned a page in the family album.</w:t>
         <w:br/>
-        <w:t>Initially popular as music for ravers coming down after a night's mayhem, ambient has become a booming album-based genre, appealing both to burned-out ravers and to people who never really cared for dance music in the first place. Much of the ambient genre is bland mood-Muzak as lazy in its construction as its consumers tend to be stoned and supine. But artists like the Irresistible Force, Pete Namlook, Sandoz, Reload and Mu-ziq have made ambient albums that reward concentrated listening.</w:t>
+        <w:t>But there were shortcomings that I've never really surmounted. We didn't have enough women, and the four we had all left school and married early; so we missed out on one of the most powerful political upheavals of my lifetime -- the changing role of women in the home and workplace. I think I also shortchanged my own roots -- the lower middle class. In my generation that class overcame modest beginnings by luck and hard work, but in the "7 Up" generation it found a world where the economy was collapsing and jobs in the arts, teaching, medicine and the like, were in short supply.</w:t>
         <w:br/>
-        <w:t>If there's one figure who's become the figurehead of techno's maturation into electronic composition, though, it's Richard James, a 22-year-old originally from the remote British coastal region of Cornwall. In the last two years, he's released a torrent of EP's and LP's, under a host of pseudonyms, including Aphex Twin, Polygon Window, AFX, Caustic Window and Bluecalx. His most highly regarded and sheerly beautiful album so far, Aphex Twin's "Selected Ambient Works 1985-92" saw him acclaimed as the successor to Kraftwerk and Mr. Eno. Now Mr. James has signed a long-term deal with the American label Sire, which will release "Selected Ambient Works Vol. 2" next month.</w:t>
+        <w:t>By "21 Up" it was hard enough putting the film together without bemoaning what might have been if we'd had a crystal ball. The awkwardness of the 14-year-olds had evaporated and interviewing had become much easier. I was having to condense a life into 15 minutes or so and make value judgments as to what was important and what wasn't.</w:t>
         <w:br/>
-        <w:t>As a child, Mr. James liked the family piano, but preferred hitting the strings inside rather than playing the keyboard. A bit older, he experimented with percussion, "found sounds" and tape-loops. "I've always been into banging things, always been fascinated by weird sounds," he said. At the age of 12, he bought a cheap synthesizer, took it apart and rebuilt it, which sett him on a course of customizing and constructing his own music-making technology. He has been able to generate an ununusal repertory of tones and textures. Prolific (which is why he needs so many alter egos as outlets), he has racked up an unreleased back catalogue of some 1,000 tunes -- enough for 100 albums.</w:t>
+        <w:t>Sometimes I was way off, with Tony, for example. At 7 he was the playground fighter who wanted to be a jockey, but I felt he'd never had a real chance in life. High spirits and quick wit weren't going to be enough. So I filmed him at 21 driving around the hot crime spots of the East End of London in his taxicab, conducting a tour of underworld highlights past and present. I supposed I was planning ahead, second-guessing what was lying in wait for him, but I had misjudged him completely. As Tony would often say to me, "Michael, you can't judge a book by its cover." The wildness of his early years had softened, and the energy was channeled into his marriage and children. His working-class roots became a real source of strength, and by his 20's he'd begun to make something of himself.</w:t>
         <w:br/>
-        <w:t>"Selected Ambient Works 1985-92" ranges from the poignant, Satie-esque "Tha," through the shimmering majesty of "Heliosphan" and "We Are the Music Makers" to the foreboding futurism of "Hedephelym." The album's sequel, "Selected Ambient Works Vol. 2," is a triple album (double-CD) that Mr. James reluctantly cut down from quintuple length. Somber and bleak by comparison with its predecessor, the new album has more of his eerie sound-paintings and less of the naive music-box melodies that won him so many devotees, not just inside the rave community but among indie-rock fans too.</w:t>
+        <w:t>Our process is hardly scientific, more a complicated and sometimes bewildering array of private moments set against the cultural and social background of the times. Every seven years I do an exhaustive interview with each person, with very little preparation, looking for the spontaneous rather than the prepared response. We use a fraction of what we shoot (the ratio of film shot to film used is 30:1), so we stockpile an enormous amount of footage. With each new edition of the series, we start from scratch and sometimes go back into unused interview footage if it has become unexpectedly relevant.</w:t>
         <w:br/>
-        <w:t>While a horde of Aphex imitators have reduced ambient to little more than a soothing soundbath for the stressed-out, Mr. James has opened up a new frontier for techno. At times, he's making what sounds like classical music for the next millennium.</w:t>
+        <w:t>By 1984 and "28 Up," the series had changed dramatically -- the politics were now unspoken and the class distinctions self-evident. Individual drama moved to the foreground, and the human element began to dominate. I brought the film to America and showed it at the Los Angeles and New York Film Festivals, seriously doubting that people would make sense of it unless they were well versed in the English school and class systems.</w:t>
         <w:br/>
-        <w:t>For the hard-core fans, techno is primarily physical music, designed to keep the body moving and to enhance the effects of Ecstasy, a psychedelic drug that became popular in the 1980's. Confusingly, "hard-core" means different things in different countries. But all hard-core sounds and scenes share a hedonistic ethos and one-dimensional quality -- which is not necessarily a criticism.</w:t>
+        <w:t>I was wrong. It found a huge audience of people who were responding not to a thinly disguised political polemic but to something universal. Success, failure, promise and disappointment -- these had become the new currency of the film. Images would stay in the mind -- Neil, the bright-eyed Liverpudlian who at 7 wanted to be an astronaut, at 28 hitchhiking forlornly around Scotland, his life in pieces; Suzy, bitter and nervous at 21, blossoming into motherhood; Bruce teaching Bengali children, the ambition of a 7-year-old to be a missionary realized; Tony, alone with his jockey pictures, a dream abandoned.</w:t>
         <w:br/>
-        <w:t>Right now, European and American dance floors are dominated by trance, which combines harsh, all-electronic textures and programmed drum-machine beats. Fast-paced, mantra-like and minimalist, trance can be exhilarating in a coldly compulsive sort of way, but it is often rather uniform and soul-less.</w:t>
+        <w:t>I doubt that "28 Up" achieved the magical quality of the original -- maybe that's the prerogative of 7-year-old children -- but according to the critics, it had power and resonance. Commitments had been made at the work place and at home, the decisions we all have to make at some time or another. This is what caught the audience's imagination, making it possible to identify with and relate to the people in the film. The public's response was as gratifying to me as anything in my professional life.</w:t>
         <w:br/>
-        <w:t>"Trance is an excuse for people to make a record with three notes in it that goes on for ages and doesn't have any feeling behind it," Mr. James complains. "There's good trance, but it's only one percent of the total." That fraction includes the output of labels like Germany's Harthouse and Tresor, Canada's + 8 (in particular artists like Vapourspace and Fuse), San Francisco's Hardkiss and Detroit's Underground Resistance.</w:t>
+        <w:t>The major difficulty in mounting "35 Up" has been to keep as many of the subjects as possible. For most of them, the whole enterprise has become a major invasion of privacy, and three have dropped out. Inevitably the piece is weakened if it doesn't have a full cast -- you lose the contrasts and comparisons, and there's a feeling of extended family. Also, some of us have become close, though I'm sure they all dread the seven-yearly knock at the door.</w:t>
         <w:br/>
-        <w:t>At the harder end of its spectrum, trance blurs into the brutal bombast of Frankfurt's PCP label and the 200 b.p.m. onslaught of gabberhouse. This Rotterdam-based style takes its name from the Dutch slang word gabber, which means hooligan; its aggressive machismo comes through in the title of the group Sperminator's anthem, "No Woman Allowed."</w:t>
+        <w:t>Without giving away what has happened over the last seven years, what seems unique this time is the strong sense of mortality that pervades the film. Many of the subjects have recently lost parents; a number now have children around 7 years old. They are teaching their children what I filmed them learning, so you see knowledge and wisdom handed on from generation to generation -- a circle being closed.</w:t>
         <w:br/>
-        <w:t>Britain has its own hard-core scene, but there the dominant style is called "jungle." Where other forms of hard-core techno sound Teutonic, jungle is blacker and funkier, drawing from hip-hop and reggae. Jungle tracks are based on frenetic break beats and rumbling bass lines, over which are layered jittery, oscillating keyboard riffs and ecstatic vocal samples from soul, reggae and disco, often sped up into a Minnie Mouse falsetto. Samples are modulated on the keyboard to creepy or comical effect.</w:t>
+        <w:t>There are as many surprises now as there were with "28 Up," and I'm hopeful that the films get richer as the people get older. Someone wrote of "35 Up" that it contained the heartening message that age makes people nicer, which bodes well for "42 Up," "49 Up" and on, but the excitement of each step is not knowing what to expect. I fear for the participants' safety, as with family and friends; and although life is hard for most of them, it is reassuring to observe the resilience and enterprise of the human spirit.</w:t>
         <w:br/>
-        <w:t>The struggle between progressive and hard-core techno is a bitter contest to decide who owns rave culture and what direction it should pursue. The snobbish attitude of ambient devotees toward hard-core recalls the thinly disguised elitism of the students who worshiped Pink Floyd and King Crimson in the 70's and who despised disco and heavy metal as mindless pop pablum.</w:t>
+        <w:t>Other films have come out of my project. Last year CBS and Granada produced Phil Joanou's American "7 Up" (as yet not broadcast), and Granada financed Sergei Miroshnichenko's Russian version, and maybe there will be more. The new films have a great advantage over the original -- they know they're in for the long haul, whereas "7 Up" was only supposed to be a one-shot.</w:t>
         <w:br/>
-        <w:t>In truth, the most interesting music is being generated at the extremes of the rave scene, whether its ambient techno's beat-free atmospherics or the body-coercing intensity of hard-core. It's the middle zone that's least exciting, with its middlebrow quasi-spiritual pretensions, tepid beats and predictable electronic textures.</w:t>
+        <w:t>So, as I served as a producer on the American film and consultant on the Russian one, we were able to plan ahead, to anticipate what may be important in America over the next decades -- the breakdown of the inner cities, the widening of the gap between rich and poor and the redrawing of the ethnic map -- and respond to that in our choice of children. We filmed in the Soviet Union last autumn, just before the Baltic states broke away and well before the whole country fell apart. If we can keep track of our Russian 7-year-olds, their lives could provide astonishing insight into the future of the new commonwealth.</w:t>
         <w:br/>
-        <w:t>As techno continues to evolve at a frantic pace, it looks set to disintegrate even further. On the horizon, one can see the first glimmers of emergent minigenres like "etho-techno" and "ambient jungle."</w:t>
+        <w:t>I suppose my greatest contribution to the whole project has been to hang in and give it continuity. I remember sitting with Mike Scott, then Granada's head of programming, in Los Angeles and saying wasn't it about time for "28 Up," and him responding that it would never happen because I wouldn't leave Hollywood.</w:t>
+        <w:br/>
+        <w:t>He couldn't guess the power the films have in my life and how I doubt whether I'll ever have the chance to do anything as original as this again.</w:t>
         <w:br/>
         <w:t xml:space="preserve"> </w:t>
         <w:br/>
@@ -95,41 +97,17 @@
         <w:br/>
         <w:t xml:space="preserve"> </w:t>
         <w:br/>
-        <w:t>SPLINTERING BEATS</w:t>
+        <w:t>APTED BY APTED</w:t>
         <w:br/>
-        <w:t xml:space="preserve"> Success has fragmented techno into many subgenres. Here is a short discography of leading artists and collections of each style. The albums are available on CD and cassette and in some cases on vinyl.</w:t>
+        <w:t xml:space="preserve"> AGE 7 (1948): At local state school. Quiet, very shy. Greatest joys were listening to the radio, chocolate (still rationed) and going to soccer games with my father.</w:t>
         <w:br/>
-        <w:t xml:space="preserve"> </w:t>
+        <w:t>AGE 14: Scholarship to private school in center of London. Easy access to West End theaters and cinemas. Still too shy to be in school plays.</w:t>
         <w:br/>
-        <w:t>Ambient Techno</w:t>
+        <w:t>AGE 21: Second year at Cambridge University. Consumed by interest in theater -- in plays with Trevor Nunn, John Cleese, Stephen Frears and Jonathan Lynn. Had fallen in love with movies after seeing Ingmar Bergman's "Wild Strawberries" at age 17, A career in show business still seemed an idle dream.</w:t>
         <w:br/>
-        <w:t>* Aphex Twin -- "Selected Ambient Works 85-92" (R&amp;S Amb 3922) and "Selected Ambient Works Vol. 2" (Sire 45482)</w:t>
+        <w:t>AGE 28: Married with a son. Living in Manchester, climbing the ladder at Granada Television. Making the decision to go freelance and try my luck in London.</w:t>
         <w:br/>
-        <w:t>* The Irresistible Force -- "Flying High" (Instinct, EX-258-2)</w:t>
-        <w:br/>
-        <w:t>* Polygon Window -- "Surfing on Sine Waves" (Warp/Wax Trax/TVT TVT 7204)</w:t>
-        <w:br/>
-        <w:t>* Compilations -- "Ambience: The Second Orbit" (Astralwerks/Caroline ASW 6105-2) and "Artificial Intelligence" (Warp/TVT TVT 7203-2)</w:t>
-        <w:br/>
-        <w:t xml:space="preserve"> </w:t>
-        <w:br/>
-        <w:t>Trance</w:t>
-        <w:br/>
-        <w:t>* Vapourspace -- "Themes From Vapourspace" (London/ ffrr 696 124 003-4)</w:t>
-        <w:br/>
-        <w:t>* Compilations -- "Harthouse: The Point of No Return Chapter 1" (American 9 45470-2) and "Tresor II" (NovaMute/ Tresor NMCD 3006)</w:t>
-        <w:br/>
-        <w:t xml:space="preserve"> </w:t>
-        <w:br/>
-        <w:t>Jungle</w:t>
-        <w:br/>
-        <w:t>* Compilations -- "Hard Leaders III" (Kickin' CD 7) and "The Joint" (Suburban Base/ Moving Shadow Joint 1 CD)</w:t>
-        <w:br/>
-        <w:t xml:space="preserve"> </w:t>
-        <w:br/>
-        <w:t>Gabberhouse</w:t>
-        <w:br/>
-        <w:t>* Compilation -- "Technohead II" (React Records CD 19)</w:t>
+        <w:t>AGE 35: Had second son. Trying to build a career in movies. Had made two -- "Triple Echo," with Glenda Jackson, and "Stardust," produced by David Puttnam. Still paying the rent by working in television and theater. Looking enviously toward America.</w:t>
         <w:br/>
         <w:br/>
         <w:t>Graphic</w:t>
@@ -137,7 +115,7 @@
         <w:br/>
         <w:t xml:space="preserve"> </w:t>
         <w:br/>
-        <w:t>Photos: Phil and Paul Hartnoll, who record as Orbital -- A tapestry of sound. (Full Frequency Range Recordings)(pg. 35); Richard James, left, a progressive who records as Aphex Twin, Polygon Window and other pseudonyms. (Sam Robinson/Sire Records); Mark Gage, above, who records as Vapourspace -- Exhilarating in a coldly compulsive sort of way. (Full Frequency Range Recordings)(pg. 32)</w:t>
+        <w:t>Photos: In Michael Apted's new documentary "35 Up," Jackie, Lynn and Sue hold photographs of themselves at the ages of 28, 21 and 7 -- like a family album. Photos of Michael Apted. (Photographs by Samuel Goldwyn Company)</w:t>
       </w:r>
     </w:p>
     <w:sectPr>
